--- a/examples/classification/doc/22-boosting-xgboost.docx
+++ b/examples/classification/doc/22-boosting-xgboost.docx
@@ -1221,16 +1221,7 @@
         <w:rPr>
           <w:rStyle w:val="VerbatimChar"/>
         </w:rPr>
-        <w:t xml:space="preserve">##   accuracy TP TN FP FN precision    recall sensitivity specificity  f1</w:t>
-      </w:r>
-      <w:r>
-        <w:br/>
-      </w:r>
-      <w:r>
-        <w:rPr>
-          <w:rStyle w:val="VerbatimChar"/>
-        </w:rPr>
-        <w:t xml:space="preserve">## 1      0.3 12 52 27 29 0.3076923 0.2926829   0.2926829   0.6582278 0.3</w:t>
+        <w:t xml:space="preserve">## NULL</w:t>
       </w:r>
     </w:p>
     <w:p>
@@ -1422,16 +1413,7 @@
         <w:rPr>
           <w:rStyle w:val="VerbatimChar"/>
         </w:rPr>
-        <w:t xml:space="preserve">##    accuracy TP TN FP FN precision    recall sensitivity specificity        f1</w:t>
-      </w:r>
-      <w:r>
-        <w:br/>
-      </w:r>
-      <w:r>
-        <w:rPr>
-          <w:rStyle w:val="VerbatimChar"/>
-        </w:rPr>
-        <w:t xml:space="preserve">## 1 0.2666667  1 12  9  8       0.1 0.1111111   0.1111111   0.5714286 0.1052632</w:t>
+        <w:t xml:space="preserve">## NULL</w:t>
       </w:r>
     </w:p>
     <w:p>

--- a/examples/classification/doc/22-boosting-xgboost.docx
+++ b/examples/classification/doc/22-boosting-xgboost.docx
@@ -1221,7 +1221,16 @@
         <w:rPr>
           <w:rStyle w:val="VerbatimChar"/>
         </w:rPr>
-        <w:t xml:space="preserve">## NULL</w:t>
+        <w:t xml:space="preserve">##    accuracy TP TN FP FN precision recall sensitivity specificity f1</w:t>
+      </w:r>
+      <w:r>
+        <w:br/>
+      </w:r>
+      <w:r>
+        <w:rPr>
+          <w:rStyle w:val="VerbatimChar"/>
+        </w:rPr>
+        <w:t xml:space="preserve">## 1 0.9833333 41 79  0  0         1      1           1           1  1</w:t>
       </w:r>
     </w:p>
     <w:p>
@@ -1413,7 +1422,16 @@
         <w:rPr>
           <w:rStyle w:val="VerbatimChar"/>
         </w:rPr>
-        <w:t xml:space="preserve">## NULL</w:t>
+        <w:t xml:space="preserve">##    accuracy TP TN FP FN precision recall sensitivity specificity f1</w:t>
+      </w:r>
+      <w:r>
+        <w:br/>
+      </w:r>
+      <w:r>
+        <w:rPr>
+          <w:rStyle w:val="VerbatimChar"/>
+        </w:rPr>
+        <w:t xml:space="preserve">## 1 0.9666667  9 21  0  0         1      1           1           1  1</w:t>
       </w:r>
     </w:p>
     <w:p>

--- a/examples/classification/doc/22-boosting-xgboost.docx
+++ b/examples/classification/doc/22-boosting-xgboost.docx
@@ -126,6 +126,21 @@
         </w:rPr>
         <w:t xml:space="preserve">(daltoolbox)</w:t>
       </w:r>
+      <w:r>
+        <w:br/>
+      </w:r>
+      <w:r>
+        <w:rPr>
+          <w:rStyle w:val="FunctionTok"/>
+        </w:rPr>
+        <w:t xml:space="preserve">library</w:t>
+      </w:r>
+      <w:r>
+        <w:rPr>
+          <w:rStyle w:val="NormalTok"/>
+        </w:rPr>
+        <w:t xml:space="preserve">(xgboost)</w:t>
+      </w:r>
     </w:p>
     <w:p>
       <w:pPr>
@@ -736,21 +751,27 @@
       </w:pPr>
       <w:r>
         <w:rPr>
-          <w:rStyle w:val="ControlFlowTok"/>
-        </w:rPr>
-        <w:t xml:space="preserve">if</w:t>
-      </w:r>
-      <w:r>
-        <w:rPr>
-          <w:rStyle w:val="NormalTok"/>
-        </w:rPr>
-        <w:t xml:space="preserve"> (</w:t>
+          <w:rStyle w:val="NormalTok"/>
+        </w:rPr>
+        <w:t xml:space="preserve">model </w:t>
+      </w:r>
+      <w:r>
+        <w:rPr>
+          <w:rStyle w:val="OtherTok"/>
+        </w:rPr>
+        <w:t xml:space="preserve">&lt;-</w:t>
+      </w:r>
+      <w:r>
+        <w:rPr>
+          <w:rStyle w:val="NormalTok"/>
+        </w:rPr>
+        <w:t xml:space="preserve"> </w:t>
       </w:r>
       <w:r>
         <w:rPr>
           <w:rStyle w:val="FunctionTok"/>
         </w:rPr>
-        <w:t xml:space="preserve">requireNamespace</w:t>
+        <w:t xml:space="preserve">cla_xgboost</w:t>
       </w:r>
       <w:r>
         <w:rPr>
@@ -759,10 +780,76 @@
         <w:t xml:space="preserve">(</w:t>
       </w:r>
       <w:r>
+        <w:br/>
+      </w:r>
+      <w:r>
+        <w:rPr>
+          <w:rStyle w:val="NormalTok"/>
+        </w:rPr>
+        <w:t xml:space="preserve">  </w:t>
+      </w:r>
+      <w:r>
         <w:rPr>
           <w:rStyle w:val="StringTok"/>
         </w:rPr>
-        <w:t xml:space="preserve">"xgboost"</w:t>
+        <w:t xml:space="preserve">"Species"</w:t>
+      </w:r>
+      <w:r>
+        <w:rPr>
+          <w:rStyle w:val="NormalTok"/>
+        </w:rPr>
+        <w:t xml:space="preserve">,</w:t>
+      </w:r>
+      <w:r>
+        <w:br/>
+      </w:r>
+      <w:r>
+        <w:rPr>
+          <w:rStyle w:val="NormalTok"/>
+        </w:rPr>
+        <w:t xml:space="preserve">  </w:t>
+      </w:r>
+      <w:r>
+        <w:rPr>
+          <w:rStyle w:val="AttributeTok"/>
+        </w:rPr>
+        <w:t xml:space="preserve">params =</w:t>
+      </w:r>
+      <w:r>
+        <w:rPr>
+          <w:rStyle w:val="NormalTok"/>
+        </w:rPr>
+        <w:t xml:space="preserve"> </w:t>
+      </w:r>
+      <w:r>
+        <w:rPr>
+          <w:rStyle w:val="FunctionTok"/>
+        </w:rPr>
+        <w:t xml:space="preserve">list</w:t>
+      </w:r>
+      <w:r>
+        <w:rPr>
+          <w:rStyle w:val="NormalTok"/>
+        </w:rPr>
+        <w:t xml:space="preserve">(</w:t>
+      </w:r>
+      <w:r>
+        <w:rPr>
+          <w:rStyle w:val="AttributeTok"/>
+        </w:rPr>
+        <w:t xml:space="preserve">max_depth =</w:t>
+      </w:r>
+      <w:r>
+        <w:rPr>
+          <w:rStyle w:val="NormalTok"/>
+        </w:rPr>
+        <w:t xml:space="preserve"> </w:t>
+      </w:r>
+      <w:r>
+        <w:rPr>
+          <w:rStyle w:val="DecValTok"/>
+        </w:rPr>
+        <w:t xml:space="preserve">2</w:t>
       </w:r>
       <w:r>
         <w:rPr>
@@ -774,7 +861,7 @@
         <w:rPr>
           <w:rStyle w:val="AttributeTok"/>
         </w:rPr>
-        <w:t xml:space="preserve">quietly =</w:t>
+        <w:t xml:space="preserve">eta =</w:t>
       </w:r>
       <w:r>
         <w:rPr>
@@ -784,24 +871,84 @@
       </w:r>
       <w:r>
         <w:rPr>
-          <w:rStyle w:val="ConstantTok"/>
-        </w:rPr>
-        <w:t xml:space="preserve">TRUE</w:t>
-      </w:r>
-      <w:r>
-        <w:rPr>
-          <w:rStyle w:val="NormalTok"/>
-        </w:rPr>
-        <w:t xml:space="preserve">)) {</w:t>
-      </w:r>
-      <w:r>
-        <w:br/>
-      </w:r>
-      <w:r>
-        <w:rPr>
-          <w:rStyle w:val="NormalTok"/>
-        </w:rPr>
-        <w:t xml:space="preserve">  model </w:t>
+          <w:rStyle w:val="FloatTok"/>
+        </w:rPr>
+        <w:t xml:space="preserve">0.2</w:t>
+      </w:r>
+      <w:r>
+        <w:rPr>
+          <w:rStyle w:val="NormalTok"/>
+        </w:rPr>
+        <w:t xml:space="preserve">, </w:t>
+      </w:r>
+      <w:r>
+        <w:rPr>
+          <w:rStyle w:val="AttributeTok"/>
+        </w:rPr>
+        <w:t xml:space="preserve">nthread =</w:t>
+      </w:r>
+      <w:r>
+        <w:rPr>
+          <w:rStyle w:val="NormalTok"/>
+        </w:rPr>
+        <w:t xml:space="preserve"> </w:t>
+      </w:r>
+      <w:r>
+        <w:rPr>
+          <w:rStyle w:val="DecValTok"/>
+        </w:rPr>
+        <w:t xml:space="preserve">1</w:t>
+      </w:r>
+      <w:r>
+        <w:rPr>
+          <w:rStyle w:val="NormalTok"/>
+        </w:rPr>
+        <w:t xml:space="preserve">),</w:t>
+      </w:r>
+      <w:r>
+        <w:br/>
+      </w:r>
+      <w:r>
+        <w:rPr>
+          <w:rStyle w:val="NormalTok"/>
+        </w:rPr>
+        <w:t xml:space="preserve">  </w:t>
+      </w:r>
+      <w:r>
+        <w:rPr>
+          <w:rStyle w:val="AttributeTok"/>
+        </w:rPr>
+        <w:t xml:space="preserve">nrounds =</w:t>
+      </w:r>
+      <w:r>
+        <w:rPr>
+          <w:rStyle w:val="NormalTok"/>
+        </w:rPr>
+        <w:t xml:space="preserve"> </w:t>
+      </w:r>
+      <w:r>
+        <w:rPr>
+          <w:rStyle w:val="DecValTok"/>
+        </w:rPr>
+        <w:t xml:space="preserve">5</w:t>
+      </w:r>
+      <w:r>
+        <w:br/>
+      </w:r>
+      <w:r>
+        <w:rPr>
+          <w:rStyle w:val="NormalTok"/>
+        </w:rPr>
+        <w:t xml:space="preserve">)</w:t>
+      </w:r>
+      <w:r>
+        <w:br/>
+      </w:r>
+      <w:r>
+        <w:rPr>
+          <w:rStyle w:val="NormalTok"/>
+        </w:rPr>
+        <w:t xml:space="preserve">model </w:t>
       </w:r>
       <w:r>
         <w:rPr>
@@ -819,201 +966,6 @@
         <w:rPr>
           <w:rStyle w:val="FunctionTok"/>
         </w:rPr>
-        <w:t xml:space="preserve">cla_xgboost</w:t>
-      </w:r>
-      <w:r>
-        <w:rPr>
-          <w:rStyle w:val="NormalTok"/>
-        </w:rPr>
-        <w:t xml:space="preserve">(</w:t>
-      </w:r>
-      <w:r>
-        <w:br/>
-      </w:r>
-      <w:r>
-        <w:rPr>
-          <w:rStyle w:val="NormalTok"/>
-        </w:rPr>
-        <w:t xml:space="preserve">    </w:t>
-      </w:r>
-      <w:r>
-        <w:rPr>
-          <w:rStyle w:val="StringTok"/>
-        </w:rPr>
-        <w:t xml:space="preserve">"Species"</w:t>
-      </w:r>
-      <w:r>
-        <w:rPr>
-          <w:rStyle w:val="NormalTok"/>
-        </w:rPr>
-        <w:t xml:space="preserve">,</w:t>
-      </w:r>
-      <w:r>
-        <w:br/>
-      </w:r>
-      <w:r>
-        <w:rPr>
-          <w:rStyle w:val="NormalTok"/>
-        </w:rPr>
-        <w:t xml:space="preserve">    </w:t>
-      </w:r>
-      <w:r>
-        <w:rPr>
-          <w:rStyle w:val="AttributeTok"/>
-        </w:rPr>
-        <w:t xml:space="preserve">params =</w:t>
-      </w:r>
-      <w:r>
-        <w:rPr>
-          <w:rStyle w:val="NormalTok"/>
-        </w:rPr>
-        <w:t xml:space="preserve"> </w:t>
-      </w:r>
-      <w:r>
-        <w:rPr>
-          <w:rStyle w:val="FunctionTok"/>
-        </w:rPr>
-        <w:t xml:space="preserve">list</w:t>
-      </w:r>
-      <w:r>
-        <w:rPr>
-          <w:rStyle w:val="NormalTok"/>
-        </w:rPr>
-        <w:t xml:space="preserve">(</w:t>
-      </w:r>
-      <w:r>
-        <w:rPr>
-          <w:rStyle w:val="AttributeTok"/>
-        </w:rPr>
-        <w:t xml:space="preserve">max_depth =</w:t>
-      </w:r>
-      <w:r>
-        <w:rPr>
-          <w:rStyle w:val="NormalTok"/>
-        </w:rPr>
-        <w:t xml:space="preserve"> </w:t>
-      </w:r>
-      <w:r>
-        <w:rPr>
-          <w:rStyle w:val="DecValTok"/>
-        </w:rPr>
-        <w:t xml:space="preserve">2</w:t>
-      </w:r>
-      <w:r>
-        <w:rPr>
-          <w:rStyle w:val="NormalTok"/>
-        </w:rPr>
-        <w:t xml:space="preserve">, </w:t>
-      </w:r>
-      <w:r>
-        <w:rPr>
-          <w:rStyle w:val="AttributeTok"/>
-        </w:rPr>
-        <w:t xml:space="preserve">eta =</w:t>
-      </w:r>
-      <w:r>
-        <w:rPr>
-          <w:rStyle w:val="NormalTok"/>
-        </w:rPr>
-        <w:t xml:space="preserve"> </w:t>
-      </w:r>
-      <w:r>
-        <w:rPr>
-          <w:rStyle w:val="FloatTok"/>
-        </w:rPr>
-        <w:t xml:space="preserve">0.2</w:t>
-      </w:r>
-      <w:r>
-        <w:rPr>
-          <w:rStyle w:val="NormalTok"/>
-        </w:rPr>
-        <w:t xml:space="preserve">, </w:t>
-      </w:r>
-      <w:r>
-        <w:rPr>
-          <w:rStyle w:val="AttributeTok"/>
-        </w:rPr>
-        <w:t xml:space="preserve">nthread =</w:t>
-      </w:r>
-      <w:r>
-        <w:rPr>
-          <w:rStyle w:val="NormalTok"/>
-        </w:rPr>
-        <w:t xml:space="preserve"> </w:t>
-      </w:r>
-      <w:r>
-        <w:rPr>
-          <w:rStyle w:val="DecValTok"/>
-        </w:rPr>
-        <w:t xml:space="preserve">1</w:t>
-      </w:r>
-      <w:r>
-        <w:rPr>
-          <w:rStyle w:val="NormalTok"/>
-        </w:rPr>
-        <w:t xml:space="preserve">),</w:t>
-      </w:r>
-      <w:r>
-        <w:br/>
-      </w:r>
-      <w:r>
-        <w:rPr>
-          <w:rStyle w:val="NormalTok"/>
-        </w:rPr>
-        <w:t xml:space="preserve">    </w:t>
-      </w:r>
-      <w:r>
-        <w:rPr>
-          <w:rStyle w:val="AttributeTok"/>
-        </w:rPr>
-        <w:t xml:space="preserve">nrounds =</w:t>
-      </w:r>
-      <w:r>
-        <w:rPr>
-          <w:rStyle w:val="NormalTok"/>
-        </w:rPr>
-        <w:t xml:space="preserve"> </w:t>
-      </w:r>
-      <w:r>
-        <w:rPr>
-          <w:rStyle w:val="DecValTok"/>
-        </w:rPr>
-        <w:t xml:space="preserve">5</w:t>
-      </w:r>
-      <w:r>
-        <w:br/>
-      </w:r>
-      <w:r>
-        <w:rPr>
-          <w:rStyle w:val="NormalTok"/>
-        </w:rPr>
-        <w:t xml:space="preserve">  )</w:t>
-      </w:r>
-      <w:r>
-        <w:br/>
-      </w:r>
-      <w:r>
-        <w:rPr>
-          <w:rStyle w:val="NormalTok"/>
-        </w:rPr>
-        <w:t xml:space="preserve">  model </w:t>
-      </w:r>
-      <w:r>
-        <w:rPr>
-          <w:rStyle w:val="OtherTok"/>
-        </w:rPr>
-        <w:t xml:space="preserve">&lt;-</w:t>
-      </w:r>
-      <w:r>
-        <w:rPr>
-          <w:rStyle w:val="NormalTok"/>
-        </w:rPr>
-        <w:t xml:space="preserve"> </w:t>
-      </w:r>
-      <w:r>
-        <w:rPr>
-          <w:rStyle w:val="FunctionTok"/>
-        </w:rPr>
         <w:t xml:space="preserve">fit</w:t>
       </w:r>
       <w:r>
@@ -1021,15 +973,6 @@
           <w:rStyle w:val="NormalTok"/>
         </w:rPr>
         <w:t xml:space="preserve">(model, iris_train)</w:t>
-      </w:r>
-      <w:r>
-        <w:br/>
-      </w:r>
-      <w:r>
-        <w:rPr>
-          <w:rStyle w:val="NormalTok"/>
-        </w:rPr>
-        <w:t xml:space="preserve">}</w:t>
       </w:r>
     </w:p>
     <w:p>
@@ -1046,134 +989,71 @@
       </w:pPr>
       <w:r>
         <w:rPr>
-          <w:rStyle w:val="ControlFlowTok"/>
-        </w:rPr>
-        <w:t xml:space="preserve">if</w:t>
-      </w:r>
-      <w:r>
-        <w:rPr>
-          <w:rStyle w:val="NormalTok"/>
-        </w:rPr>
-        <w:t xml:space="preserve"> (</w:t>
+          <w:rStyle w:val="NormalTok"/>
+        </w:rPr>
+        <w:t xml:space="preserve">train_prediction </w:t>
+      </w:r>
+      <w:r>
+        <w:rPr>
+          <w:rStyle w:val="OtherTok"/>
+        </w:rPr>
+        <w:t xml:space="preserve">&lt;-</w:t>
+      </w:r>
+      <w:r>
+        <w:rPr>
+          <w:rStyle w:val="NormalTok"/>
+        </w:rPr>
+        <w:t xml:space="preserve"> </w:t>
       </w:r>
       <w:r>
         <w:rPr>
           <w:rStyle w:val="FunctionTok"/>
         </w:rPr>
-        <w:t xml:space="preserve">requireNamespace</w:t>
-      </w:r>
-      <w:r>
-        <w:rPr>
-          <w:rStyle w:val="NormalTok"/>
-        </w:rPr>
-        <w:t xml:space="preserve">(</w:t>
+        <w:t xml:space="preserve">predict</w:t>
+      </w:r>
+      <w:r>
+        <w:rPr>
+          <w:rStyle w:val="NormalTok"/>
+        </w:rPr>
+        <w:t xml:space="preserve">(model, iris_train)</w:t>
+      </w:r>
+      <w:r>
+        <w:br/>
+      </w:r>
+      <w:r>
+        <w:rPr>
+          <w:rStyle w:val="NormalTok"/>
+        </w:rPr>
+        <w:t xml:space="preserve">train_eval </w:t>
+      </w:r>
+      <w:r>
+        <w:rPr>
+          <w:rStyle w:val="OtherTok"/>
+        </w:rPr>
+        <w:t xml:space="preserve">&lt;-</w:t>
+      </w:r>
+      <w:r>
+        <w:rPr>
+          <w:rStyle w:val="NormalTok"/>
+        </w:rPr>
+        <w:t xml:space="preserve"> </w:t>
+      </w:r>
+      <w:r>
+        <w:rPr>
+          <w:rStyle w:val="FunctionTok"/>
+        </w:rPr>
+        <w:t xml:space="preserve">evaluate</w:t>
+      </w:r>
+      <w:r>
+        <w:rPr>
+          <w:rStyle w:val="NormalTok"/>
+        </w:rPr>
+        <w:t xml:space="preserve">(model, iris_train[, </w:t>
       </w:r>
       <w:r>
         <w:rPr>
           <w:rStyle w:val="StringTok"/>
         </w:rPr>
-        <w:t xml:space="preserve">"xgboost"</w:t>
-      </w:r>
-      <w:r>
-        <w:rPr>
-          <w:rStyle w:val="NormalTok"/>
-        </w:rPr>
-        <w:t xml:space="preserve">, </w:t>
-      </w:r>
-      <w:r>
-        <w:rPr>
-          <w:rStyle w:val="AttributeTok"/>
-        </w:rPr>
-        <w:t xml:space="preserve">quietly =</w:t>
-      </w:r>
-      <w:r>
-        <w:rPr>
-          <w:rStyle w:val="NormalTok"/>
-        </w:rPr>
-        <w:t xml:space="preserve"> </w:t>
-      </w:r>
-      <w:r>
-        <w:rPr>
-          <w:rStyle w:val="ConstantTok"/>
-        </w:rPr>
-        <w:t xml:space="preserve">TRUE</w:t>
-      </w:r>
-      <w:r>
-        <w:rPr>
-          <w:rStyle w:val="NormalTok"/>
-        </w:rPr>
-        <w:t xml:space="preserve">)) {</w:t>
-      </w:r>
-      <w:r>
-        <w:br/>
-      </w:r>
-      <w:r>
-        <w:rPr>
-          <w:rStyle w:val="NormalTok"/>
-        </w:rPr>
-        <w:t xml:space="preserve">  train_prediction </w:t>
-      </w:r>
-      <w:r>
-        <w:rPr>
-          <w:rStyle w:val="OtherTok"/>
-        </w:rPr>
-        <w:t xml:space="preserve">&lt;-</w:t>
-      </w:r>
-      <w:r>
-        <w:rPr>
-          <w:rStyle w:val="NormalTok"/>
-        </w:rPr>
-        <w:t xml:space="preserve"> </w:t>
-      </w:r>
-      <w:r>
-        <w:rPr>
-          <w:rStyle w:val="FunctionTok"/>
-        </w:rPr>
-        <w:t xml:space="preserve">predict</w:t>
-      </w:r>
-      <w:r>
-        <w:rPr>
-          <w:rStyle w:val="NormalTok"/>
-        </w:rPr>
-        <w:t xml:space="preserve">(model, iris_train)</w:t>
-      </w:r>
-      <w:r>
-        <w:br/>
-      </w:r>
-      <w:r>
-        <w:rPr>
-          <w:rStyle w:val="NormalTok"/>
-        </w:rPr>
-        <w:t xml:space="preserve">  train_eval </w:t>
-      </w:r>
-      <w:r>
-        <w:rPr>
-          <w:rStyle w:val="OtherTok"/>
-        </w:rPr>
-        <w:t xml:space="preserve">&lt;-</w:t>
-      </w:r>
-      <w:r>
-        <w:rPr>
-          <w:rStyle w:val="NormalTok"/>
-        </w:rPr>
-        <w:t xml:space="preserve"> </w:t>
-      </w:r>
-      <w:r>
-        <w:rPr>
-          <w:rStyle w:val="FunctionTok"/>
-        </w:rPr>
-        <w:t xml:space="preserve">evaluate</w:t>
-      </w:r>
-      <w:r>
-        <w:rPr>
-          <w:rStyle w:val="NormalTok"/>
-        </w:rPr>
-        <w:t xml:space="preserve">(model, iris_train[, </w:t>
-      </w:r>
-      <w:r>
-        <w:rPr>
-          <w:rStyle w:val="StringTok"/>
-        </w:rPr>
         <w:t xml:space="preserve">"Species"</w:t>
       </w:r>
       <w:r>
@@ -1189,7 +1069,7 @@
         <w:rPr>
           <w:rStyle w:val="NormalTok"/>
         </w:rPr>
-        <w:t xml:space="preserve">  train_eval</w:t>
+        <w:t xml:space="preserve">train_eval</w:t>
       </w:r>
       <w:r>
         <w:rPr>
@@ -1202,15 +1082,6 @@
           <w:rStyle w:val="NormalTok"/>
         </w:rPr>
         <w:t xml:space="preserve">metrics</w:t>
-      </w:r>
-      <w:r>
-        <w:br/>
-      </w:r>
-      <w:r>
-        <w:rPr>
-          <w:rStyle w:val="NormalTok"/>
-        </w:rPr>
-        <w:t xml:space="preserve">}</w:t>
       </w:r>
     </w:p>
     <w:p>
@@ -1247,134 +1118,71 @@
       </w:pPr>
       <w:r>
         <w:rPr>
-          <w:rStyle w:val="ControlFlowTok"/>
-        </w:rPr>
-        <w:t xml:space="preserve">if</w:t>
-      </w:r>
-      <w:r>
-        <w:rPr>
-          <w:rStyle w:val="NormalTok"/>
-        </w:rPr>
-        <w:t xml:space="preserve"> (</w:t>
+          <w:rStyle w:val="NormalTok"/>
+        </w:rPr>
+        <w:t xml:space="preserve">test_prediction </w:t>
+      </w:r>
+      <w:r>
+        <w:rPr>
+          <w:rStyle w:val="OtherTok"/>
+        </w:rPr>
+        <w:t xml:space="preserve">&lt;-</w:t>
+      </w:r>
+      <w:r>
+        <w:rPr>
+          <w:rStyle w:val="NormalTok"/>
+        </w:rPr>
+        <w:t xml:space="preserve"> </w:t>
       </w:r>
       <w:r>
         <w:rPr>
           <w:rStyle w:val="FunctionTok"/>
         </w:rPr>
-        <w:t xml:space="preserve">requireNamespace</w:t>
-      </w:r>
-      <w:r>
-        <w:rPr>
-          <w:rStyle w:val="NormalTok"/>
-        </w:rPr>
-        <w:t xml:space="preserve">(</w:t>
+        <w:t xml:space="preserve">predict</w:t>
+      </w:r>
+      <w:r>
+        <w:rPr>
+          <w:rStyle w:val="NormalTok"/>
+        </w:rPr>
+        <w:t xml:space="preserve">(model, iris_test)</w:t>
+      </w:r>
+      <w:r>
+        <w:br/>
+      </w:r>
+      <w:r>
+        <w:rPr>
+          <w:rStyle w:val="NormalTok"/>
+        </w:rPr>
+        <w:t xml:space="preserve">test_eval </w:t>
+      </w:r>
+      <w:r>
+        <w:rPr>
+          <w:rStyle w:val="OtherTok"/>
+        </w:rPr>
+        <w:t xml:space="preserve">&lt;-</w:t>
+      </w:r>
+      <w:r>
+        <w:rPr>
+          <w:rStyle w:val="NormalTok"/>
+        </w:rPr>
+        <w:t xml:space="preserve"> </w:t>
+      </w:r>
+      <w:r>
+        <w:rPr>
+          <w:rStyle w:val="FunctionTok"/>
+        </w:rPr>
+        <w:t xml:space="preserve">evaluate</w:t>
+      </w:r>
+      <w:r>
+        <w:rPr>
+          <w:rStyle w:val="NormalTok"/>
+        </w:rPr>
+        <w:t xml:space="preserve">(model, iris_test[, </w:t>
       </w:r>
       <w:r>
         <w:rPr>
           <w:rStyle w:val="StringTok"/>
         </w:rPr>
-        <w:t xml:space="preserve">"xgboost"</w:t>
-      </w:r>
-      <w:r>
-        <w:rPr>
-          <w:rStyle w:val="NormalTok"/>
-        </w:rPr>
-        <w:t xml:space="preserve">, </w:t>
-      </w:r>
-      <w:r>
-        <w:rPr>
-          <w:rStyle w:val="AttributeTok"/>
-        </w:rPr>
-        <w:t xml:space="preserve">quietly =</w:t>
-      </w:r>
-      <w:r>
-        <w:rPr>
-          <w:rStyle w:val="NormalTok"/>
-        </w:rPr>
-        <w:t xml:space="preserve"> </w:t>
-      </w:r>
-      <w:r>
-        <w:rPr>
-          <w:rStyle w:val="ConstantTok"/>
-        </w:rPr>
-        <w:t xml:space="preserve">TRUE</w:t>
-      </w:r>
-      <w:r>
-        <w:rPr>
-          <w:rStyle w:val="NormalTok"/>
-        </w:rPr>
-        <w:t xml:space="preserve">)) {</w:t>
-      </w:r>
-      <w:r>
-        <w:br/>
-      </w:r>
-      <w:r>
-        <w:rPr>
-          <w:rStyle w:val="NormalTok"/>
-        </w:rPr>
-        <w:t xml:space="preserve">  test_prediction </w:t>
-      </w:r>
-      <w:r>
-        <w:rPr>
-          <w:rStyle w:val="OtherTok"/>
-        </w:rPr>
-        <w:t xml:space="preserve">&lt;-</w:t>
-      </w:r>
-      <w:r>
-        <w:rPr>
-          <w:rStyle w:val="NormalTok"/>
-        </w:rPr>
-        <w:t xml:space="preserve"> </w:t>
-      </w:r>
-      <w:r>
-        <w:rPr>
-          <w:rStyle w:val="FunctionTok"/>
-        </w:rPr>
-        <w:t xml:space="preserve">predict</w:t>
-      </w:r>
-      <w:r>
-        <w:rPr>
-          <w:rStyle w:val="NormalTok"/>
-        </w:rPr>
-        <w:t xml:space="preserve">(model, iris_test)</w:t>
-      </w:r>
-      <w:r>
-        <w:br/>
-      </w:r>
-      <w:r>
-        <w:rPr>
-          <w:rStyle w:val="NormalTok"/>
-        </w:rPr>
-        <w:t xml:space="preserve">  test_eval </w:t>
-      </w:r>
-      <w:r>
-        <w:rPr>
-          <w:rStyle w:val="OtherTok"/>
-        </w:rPr>
-        <w:t xml:space="preserve">&lt;-</w:t>
-      </w:r>
-      <w:r>
-        <w:rPr>
-          <w:rStyle w:val="NormalTok"/>
-        </w:rPr>
-        <w:t xml:space="preserve"> </w:t>
-      </w:r>
-      <w:r>
-        <w:rPr>
-          <w:rStyle w:val="FunctionTok"/>
-        </w:rPr>
-        <w:t xml:space="preserve">evaluate</w:t>
-      </w:r>
-      <w:r>
-        <w:rPr>
-          <w:rStyle w:val="NormalTok"/>
-        </w:rPr>
-        <w:t xml:space="preserve">(model, iris_test[, </w:t>
-      </w:r>
-      <w:r>
-        <w:rPr>
-          <w:rStyle w:val="StringTok"/>
-        </w:rPr>
         <w:t xml:space="preserve">"Species"</w:t>
       </w:r>
       <w:r>
@@ -1390,7 +1198,7 @@
         <w:rPr>
           <w:rStyle w:val="NormalTok"/>
         </w:rPr>
-        <w:t xml:space="preserve">  test_eval</w:t>
+        <w:t xml:space="preserve">test_eval</w:t>
       </w:r>
       <w:r>
         <w:rPr>
@@ -1403,15 +1211,6 @@
           <w:rStyle w:val="NormalTok"/>
         </w:rPr>
         <w:t xml:space="preserve">metrics</w:t>
-      </w:r>
-      <w:r>
-        <w:br/>
-      </w:r>
-      <w:r>
-        <w:rPr>
-          <w:rStyle w:val="NormalTok"/>
-        </w:rPr>
-        <w:t xml:space="preserve">}</w:t>
       </w:r>
     </w:p>
     <w:p>
